--- a/templates/custom/person/bien_ban_nhan_dang.docx
+++ b/templates/custom/person/bien_ban_nhan_dang.docx
@@ -48,32 +48,32 @@
     <w:p/>
     <w:p>
       <w:r>
-        <w:t>Người chứng kiến: { custom_field_1 }</w:t>
+        <w:t>Người chứng kiến: {{ custom_field_1 }}</w:t>
       </w:r>
     </w:p>
     <w:p>
       <w:r>
-        <w:t>Đặc điểm nhận dạng: { custom_field_2 }</w:t>
+        <w:t>Đặc điểm nhận dạng: {{ custom_field_2 }}</w:t>
       </w:r>
     </w:p>
     <w:p>
       <w:r>
-        <w:t>Địa điểm thực hiện: { custom_field_3 }</w:t>
+        <w:t>Địa điểm thực hiện: {{ custom_field_3 }}</w:t>
       </w:r>
     </w:p>
     <w:p>
       <w:r>
-        <w:t>Phương thức nhận dạng: { custom_field_4 }</w:t>
+        <w:t>Phương thức nhận dạng: {{ custom_field_4 }}</w:t>
       </w:r>
     </w:p>
     <w:p>
       <w:r>
-        <w:t>Kết quả nhận dạng: { custom_field_5 }</w:t>
+        <w:t>Kết quả nhận dạng: {{ custom_field_5 }}</w:t>
       </w:r>
     </w:p>
     <w:p>
       <w:r>
-        <w:t>Ý kiến của đối tượng: { custom_field_6 }</w:t>
+        <w:t>Ý kiến của đối tượng: {{ custom_field_6 }}</w:t>
       </w:r>
     </w:p>
     <w:p>
